--- a/Wrangler 1.docx
+++ b/Wrangler 1.docx
@@ -33,41 +33,65 @@
           <w:b/>
           <w:bCs/>
         </w:rPr>
-        <w:t>Submitted by: [Your Full Name]</w:t>
-      </w:r>
-    </w:p>
-    <w:p>
-      <w:pPr>
-        <w:rPr>
-          <w:rFonts w:ascii="Times New Roman" w:hAnsi="Times New Roman" w:cs="Times New Roman"/>
-          <w:b/>
-          <w:bCs/>
-        </w:rPr>
-      </w:pPr>
-      <w:r>
-        <w:rPr>
-          <w:rFonts w:ascii="Times New Roman" w:hAnsi="Times New Roman" w:cs="Times New Roman"/>
-          <w:b/>
-          <w:bCs/>
-        </w:rPr>
-        <w:t>GitHub Repo: [your GitHub repo link]</w:t>
-      </w:r>
-    </w:p>
-    <w:p>
-      <w:pPr>
-        <w:rPr>
-          <w:rFonts w:ascii="Times New Roman" w:hAnsi="Times New Roman" w:cs="Times New Roman"/>
-          <w:b/>
-          <w:bCs/>
-        </w:rPr>
-      </w:pPr>
-      <w:r>
-        <w:rPr>
-          <w:rFonts w:ascii="Times New Roman" w:hAnsi="Times New Roman" w:cs="Times New Roman"/>
-          <w:b/>
-          <w:bCs/>
-        </w:rPr>
-        <w:t>Date: [Submission Date]</w:t>
+        <w:t xml:space="preserve">Submitted by: </w:t>
+      </w:r>
+      <w:r>
+        <w:rPr>
+          <w:rFonts w:ascii="Times New Roman" w:hAnsi="Times New Roman" w:cs="Times New Roman"/>
+          <w:b/>
+          <w:bCs/>
+        </w:rPr>
+        <w:t>Amber Dhama</w:t>
+      </w:r>
+    </w:p>
+    <w:p>
+      <w:pPr>
+        <w:rPr>
+          <w:rFonts w:ascii="Times New Roman" w:hAnsi="Times New Roman" w:cs="Times New Roman"/>
+          <w:b/>
+          <w:bCs/>
+        </w:rPr>
+      </w:pPr>
+      <w:r>
+        <w:rPr>
+          <w:rFonts w:ascii="Times New Roman" w:hAnsi="Times New Roman" w:cs="Times New Roman"/>
+          <w:b/>
+          <w:bCs/>
+        </w:rPr>
+        <w:t xml:space="preserve">GitHub Repo: </w:t>
+      </w:r>
+      <w:r>
+        <w:rPr>
+          <w:rFonts w:ascii="Times New Roman" w:hAnsi="Times New Roman" w:cs="Times New Roman"/>
+          <w:b/>
+          <w:bCs/>
+        </w:rPr>
+        <w:t>https://github.com/amberdhama</w:t>
+      </w:r>
+    </w:p>
+    <w:p>
+      <w:pPr>
+        <w:rPr>
+          <w:rFonts w:ascii="Times New Roman" w:hAnsi="Times New Roman" w:cs="Times New Roman"/>
+          <w:b/>
+          <w:bCs/>
+        </w:rPr>
+      </w:pPr>
+      <w:r>
+        <w:rPr>
+          <w:rFonts w:ascii="Times New Roman" w:hAnsi="Times New Roman" w:cs="Times New Roman"/>
+          <w:b/>
+          <w:bCs/>
+        </w:rPr>
+        <w:t xml:space="preserve">Date: </w:t>
+      </w:r>
+      <w:r>
+        <w:rPr>
+          <w:rFonts w:ascii="Times New Roman" w:hAnsi="Times New Roman" w:cs="Times New Roman"/>
+          <w:b/>
+          <w:bCs/>
+        </w:rPr>
+        <w:t>12/04/2025</w:t>
       </w:r>
     </w:p>
     <w:p>
@@ -81,7 +105,7 @@
           <w:rFonts w:ascii="Times New Roman" w:hAnsi="Times New Roman" w:cs="Times New Roman"/>
         </w:rPr>
         <w:pict w14:anchorId="10974278">
-          <v:rect id="_x0000_i1104" style="width:0;height:1.5pt" o:hralign="center" o:hrstd="t" o:hr="t" fillcolor="#a0a0a0" stroked="f"/>
+          <v:rect id="_x0000_i1025" style="width:0;height:1.5pt" o:hralign="center" o:hrstd="t" o:hr="t" fillcolor="#a0a0a0" stroked="f"/>
         </w:pict>
       </w:r>
     </w:p>
@@ -207,7 +231,7 @@
           <w:rFonts w:ascii="Times New Roman" w:hAnsi="Times New Roman" w:cs="Times New Roman"/>
         </w:rPr>
         <w:pict w14:anchorId="15DDA9BF">
-          <v:rect id="_x0000_i1105" style="width:0;height:1.5pt" o:hralign="center" o:hrstd="t" o:hr="t" fillcolor="#a0a0a0" stroked="f"/>
+          <v:rect id="_x0000_i1026" style="width:0;height:1.5pt" o:hralign="center" o:hrstd="t" o:hr="t" fillcolor="#a0a0a0" stroked="f"/>
         </w:pict>
       </w:r>
     </w:p>
@@ -268,183 +292,67 @@
         <w:rPr>
           <w:rFonts w:ascii="Times New Roman" w:hAnsi="Times New Roman" w:cs="Times New Roman"/>
         </w:rPr>
-        <w:t xml:space="preserve">I added </w:t>
-      </w:r>
-      <w:proofErr w:type="spellStart"/>
-      <w:r>
-        <w:rPr>
-          <w:rFonts w:ascii="Times New Roman" w:hAnsi="Times New Roman" w:cs="Times New Roman"/>
-        </w:rPr>
-        <w:t>lexer</w:t>
-      </w:r>
-      <w:proofErr w:type="spellEnd"/>
-      <w:r>
-        <w:rPr>
-          <w:rFonts w:ascii="Times New Roman" w:hAnsi="Times New Roman" w:cs="Times New Roman"/>
-        </w:rPr>
-        <w:t xml:space="preserve"> rules to recognize values like 10KB, 2MB, 150ms, or 3s. These are now treated as valid tokens in the language.</w:t>
-      </w:r>
-    </w:p>
-    <w:p>
-      <w:pPr>
-        <w:rPr>
-          <w:rFonts w:ascii="Times New Roman" w:hAnsi="Times New Roman" w:cs="Times New Roman"/>
-        </w:rPr>
-      </w:pPr>
-      <w:r>
-        <w:rPr>
-          <w:rFonts w:ascii="Times New Roman" w:hAnsi="Times New Roman" w:cs="Times New Roman"/>
-        </w:rPr>
-        <w:t>BYTE_</w:t>
-      </w:r>
-      <w:proofErr w:type="gramStart"/>
-      <w:r>
-        <w:rPr>
-          <w:rFonts w:ascii="Times New Roman" w:hAnsi="Times New Roman" w:cs="Times New Roman"/>
-        </w:rPr>
-        <w:t>SIZE :</w:t>
-      </w:r>
-      <w:proofErr w:type="gramEnd"/>
-      <w:r>
-        <w:rPr>
-          <w:rFonts w:ascii="Times New Roman" w:hAnsi="Times New Roman" w:cs="Times New Roman"/>
-        </w:rPr>
-        <w:t xml:space="preserve"> DIGIT+ ('.' DIGIT+)? BYTE_</w:t>
-      </w:r>
-      <w:proofErr w:type="gramStart"/>
-      <w:r>
-        <w:rPr>
-          <w:rFonts w:ascii="Times New Roman" w:hAnsi="Times New Roman" w:cs="Times New Roman"/>
-        </w:rPr>
-        <w:t>UNIT ;</w:t>
-      </w:r>
-      <w:proofErr w:type="gramEnd"/>
-    </w:p>
-    <w:p>
-      <w:pPr>
-        <w:rPr>
-          <w:rFonts w:ascii="Times New Roman" w:hAnsi="Times New Roman" w:cs="Times New Roman"/>
-        </w:rPr>
-      </w:pPr>
-      <w:r>
-        <w:rPr>
-          <w:rFonts w:ascii="Times New Roman" w:hAnsi="Times New Roman" w:cs="Times New Roman"/>
-        </w:rPr>
-        <w:t>TIME_</w:t>
-      </w:r>
-      <w:proofErr w:type="gramStart"/>
-      <w:r>
-        <w:rPr>
-          <w:rFonts w:ascii="Times New Roman" w:hAnsi="Times New Roman" w:cs="Times New Roman"/>
-        </w:rPr>
-        <w:t>DURATION :</w:t>
-      </w:r>
-      <w:proofErr w:type="gramEnd"/>
-      <w:r>
-        <w:rPr>
-          <w:rFonts w:ascii="Times New Roman" w:hAnsi="Times New Roman" w:cs="Times New Roman"/>
-        </w:rPr>
-        <w:t xml:space="preserve"> DIGIT+ ('.' DIGIT+)? TIME_</w:t>
-      </w:r>
-      <w:proofErr w:type="gramStart"/>
-      <w:r>
-        <w:rPr>
-          <w:rFonts w:ascii="Times New Roman" w:hAnsi="Times New Roman" w:cs="Times New Roman"/>
-        </w:rPr>
-        <w:t>UNIT ;</w:t>
-      </w:r>
-      <w:proofErr w:type="gramEnd"/>
-    </w:p>
-    <w:p>
-      <w:pPr>
-        <w:rPr>
-          <w:rFonts w:ascii="Times New Roman" w:hAnsi="Times New Roman" w:cs="Times New Roman"/>
-        </w:rPr>
-      </w:pPr>
-    </w:p>
-    <w:p>
-      <w:pPr>
-        <w:rPr>
-          <w:rFonts w:ascii="Times New Roman" w:hAnsi="Times New Roman" w:cs="Times New Roman"/>
-        </w:rPr>
-      </w:pPr>
-      <w:r>
-        <w:rPr>
-          <w:rFonts w:ascii="Times New Roman" w:hAnsi="Times New Roman" w:cs="Times New Roman"/>
-        </w:rPr>
-        <w:t>fragment BYTE_</w:t>
-      </w:r>
-      <w:proofErr w:type="gramStart"/>
-      <w:r>
-        <w:rPr>
-          <w:rFonts w:ascii="Times New Roman" w:hAnsi="Times New Roman" w:cs="Times New Roman"/>
-        </w:rPr>
-        <w:t>UNIT :</w:t>
-      </w:r>
-      <w:proofErr w:type="gramEnd"/>
-      <w:r>
-        <w:rPr>
-          <w:rFonts w:ascii="Times New Roman" w:hAnsi="Times New Roman" w:cs="Times New Roman"/>
-        </w:rPr>
-        <w:t xml:space="preserve"> ('B' | 'KB' | 'MB' | 'GB' | 'TB' | 'PB'</w:t>
-      </w:r>
-      <w:proofErr w:type="gramStart"/>
-      <w:r>
-        <w:rPr>
-          <w:rFonts w:ascii="Times New Roman" w:hAnsi="Times New Roman" w:cs="Times New Roman"/>
-        </w:rPr>
-        <w:t>) ;</w:t>
-      </w:r>
-      <w:proofErr w:type="gramEnd"/>
-    </w:p>
-    <w:p>
-      <w:pPr>
-        <w:rPr>
-          <w:rFonts w:ascii="Times New Roman" w:hAnsi="Times New Roman" w:cs="Times New Roman"/>
-        </w:rPr>
-      </w:pPr>
-      <w:r>
-        <w:rPr>
-          <w:rFonts w:ascii="Times New Roman" w:hAnsi="Times New Roman" w:cs="Times New Roman"/>
-        </w:rPr>
-        <w:t>fragment TIME_</w:t>
-      </w:r>
-      <w:proofErr w:type="gramStart"/>
-      <w:r>
-        <w:rPr>
-          <w:rFonts w:ascii="Times New Roman" w:hAnsi="Times New Roman" w:cs="Times New Roman"/>
-        </w:rPr>
-        <w:t>UNIT :</w:t>
-      </w:r>
-      <w:proofErr w:type="gramEnd"/>
-      <w:r>
-        <w:rPr>
-          <w:rFonts w:ascii="Times New Roman" w:hAnsi="Times New Roman" w:cs="Times New Roman"/>
-        </w:rPr>
-        <w:t xml:space="preserve"> ('</w:t>
-      </w:r>
-      <w:proofErr w:type="spellStart"/>
-      <w:r>
-        <w:rPr>
-          <w:rFonts w:ascii="Times New Roman" w:hAnsi="Times New Roman" w:cs="Times New Roman"/>
-        </w:rPr>
-        <w:t>ms</w:t>
-      </w:r>
-      <w:proofErr w:type="spellEnd"/>
-      <w:r>
-        <w:rPr>
-          <w:rFonts w:ascii="Times New Roman" w:hAnsi="Times New Roman" w:cs="Times New Roman"/>
-        </w:rPr>
-        <w:t>' | 's' | 'sec' | 'm' | 'min' | 'h'</w:t>
-      </w:r>
-      <w:proofErr w:type="gramStart"/>
-      <w:r>
-        <w:rPr>
-          <w:rFonts w:ascii="Times New Roman" w:hAnsi="Times New Roman" w:cs="Times New Roman"/>
-        </w:rPr>
-        <w:t>) ;</w:t>
-      </w:r>
-      <w:proofErr w:type="gramEnd"/>
+        <w:t>I added lexer rules to recognize values like 10KB, 2MB, 150ms, or 3s. These are now treated as valid tokens in the language.</w:t>
+      </w:r>
+    </w:p>
+    <w:p>
+      <w:pPr>
+        <w:rPr>
+          <w:rFonts w:ascii="Times New Roman" w:hAnsi="Times New Roman" w:cs="Times New Roman"/>
+        </w:rPr>
+      </w:pPr>
+      <w:r>
+        <w:rPr>
+          <w:rFonts w:ascii="Times New Roman" w:hAnsi="Times New Roman" w:cs="Times New Roman"/>
+        </w:rPr>
+        <w:t>BYTE_SIZE : DIGIT+ ('.' DIGIT+)? BYTE_UNIT ;</w:t>
+      </w:r>
+    </w:p>
+    <w:p>
+      <w:pPr>
+        <w:rPr>
+          <w:rFonts w:ascii="Times New Roman" w:hAnsi="Times New Roman" w:cs="Times New Roman"/>
+        </w:rPr>
+      </w:pPr>
+      <w:r>
+        <w:rPr>
+          <w:rFonts w:ascii="Times New Roman" w:hAnsi="Times New Roman" w:cs="Times New Roman"/>
+        </w:rPr>
+        <w:t>TIME_DURATION : DIGIT+ ('.' DIGIT+)? TIME_UNIT ;</w:t>
+      </w:r>
+    </w:p>
+    <w:p>
+      <w:pPr>
+        <w:rPr>
+          <w:rFonts w:ascii="Times New Roman" w:hAnsi="Times New Roman" w:cs="Times New Roman"/>
+        </w:rPr>
+      </w:pPr>
+    </w:p>
+    <w:p>
+      <w:pPr>
+        <w:rPr>
+          <w:rFonts w:ascii="Times New Roman" w:hAnsi="Times New Roman" w:cs="Times New Roman"/>
+        </w:rPr>
+      </w:pPr>
+      <w:r>
+        <w:rPr>
+          <w:rFonts w:ascii="Times New Roman" w:hAnsi="Times New Roman" w:cs="Times New Roman"/>
+        </w:rPr>
+        <w:t>fragment BYTE_UNIT : ('B' | 'KB' | 'MB' | 'GB' | 'TB' | 'PB') ;</w:t>
+      </w:r>
+    </w:p>
+    <w:p>
+      <w:pPr>
+        <w:rPr>
+          <w:rFonts w:ascii="Times New Roman" w:hAnsi="Times New Roman" w:cs="Times New Roman"/>
+        </w:rPr>
+      </w:pPr>
+      <w:r>
+        <w:rPr>
+          <w:rFonts w:ascii="Times New Roman" w:hAnsi="Times New Roman" w:cs="Times New Roman"/>
+        </w:rPr>
+        <w:t>fragment TIME_UNIT : ('ms' | 's' | 'sec' | 'm' | 'min' | 'h') ;</w:t>
+      </w:r>
     </w:p>
     <w:p>
       <w:pPr>
@@ -470,7 +378,7 @@
           <w:rFonts w:ascii="Times New Roman" w:hAnsi="Times New Roman" w:cs="Times New Roman"/>
         </w:rPr>
         <w:pict w14:anchorId="73C5C80B">
-          <v:rect id="_x0000_i1106" style="width:0;height:1.5pt" o:hralign="center" o:hrstd="t" o:hr="t" fillcolor="#a0a0a0" stroked="f"/>
+          <v:rect id="_x0000_i1027" style="width:0;height:1.5pt" o:hralign="center" o:hrstd="t" o:hr="t" fillcolor="#a0a0a0" stroked="f"/>
         </w:pict>
       </w:r>
     </w:p>
@@ -488,25 +396,7 @@
           <w:b/>
           <w:bCs/>
         </w:rPr>
-        <w:t>API Side Changes (wrangler-</w:t>
-      </w:r>
-      <w:proofErr w:type="spellStart"/>
-      <w:r>
-        <w:rPr>
-          <w:rFonts w:ascii="Times New Roman" w:hAnsi="Times New Roman" w:cs="Times New Roman"/>
-          <w:b/>
-          <w:bCs/>
-        </w:rPr>
-        <w:t>api</w:t>
-      </w:r>
-      <w:proofErr w:type="spellEnd"/>
-      <w:r>
-        <w:rPr>
-          <w:rFonts w:ascii="Times New Roman" w:hAnsi="Times New Roman" w:cs="Times New Roman"/>
-          <w:b/>
-          <w:bCs/>
-        </w:rPr>
-        <w:t>)</w:t>
+        <w:t>API Side Changes (wrangler-api)</w:t>
       </w:r>
     </w:p>
     <w:p>
@@ -567,51 +457,7 @@
           <w:rFonts w:ascii="Times New Roman" w:hAnsi="Times New Roman" w:cs="Times New Roman"/>
         </w:rPr>
         <w:lastRenderedPageBreak/>
-        <w:t xml:space="preserve">Each of these implements the Token interface and has utility methods like </w:t>
-      </w:r>
-      <w:proofErr w:type="spellStart"/>
-      <w:proofErr w:type="gramStart"/>
-      <w:r>
-        <w:rPr>
-          <w:rFonts w:ascii="Times New Roman" w:hAnsi="Times New Roman" w:cs="Times New Roman"/>
-        </w:rPr>
-        <w:t>getBytes</w:t>
-      </w:r>
-      <w:proofErr w:type="spellEnd"/>
-      <w:r>
-        <w:rPr>
-          <w:rFonts w:ascii="Times New Roman" w:hAnsi="Times New Roman" w:cs="Times New Roman"/>
-        </w:rPr>
-        <w:t>(</w:t>
-      </w:r>
-      <w:proofErr w:type="gramEnd"/>
-      <w:r>
-        <w:rPr>
-          <w:rFonts w:ascii="Times New Roman" w:hAnsi="Times New Roman" w:cs="Times New Roman"/>
-        </w:rPr>
-        <w:t xml:space="preserve">) or </w:t>
-      </w:r>
-      <w:proofErr w:type="spellStart"/>
-      <w:proofErr w:type="gramStart"/>
-      <w:r>
-        <w:rPr>
-          <w:rFonts w:ascii="Times New Roman" w:hAnsi="Times New Roman" w:cs="Times New Roman"/>
-        </w:rPr>
-        <w:t>getMilliseconds</w:t>
-      </w:r>
-      <w:proofErr w:type="spellEnd"/>
-      <w:r>
-        <w:rPr>
-          <w:rFonts w:ascii="Times New Roman" w:hAnsi="Times New Roman" w:cs="Times New Roman"/>
-        </w:rPr>
-        <w:t>(</w:t>
-      </w:r>
-      <w:proofErr w:type="gramEnd"/>
-      <w:r>
-        <w:rPr>
-          <w:rFonts w:ascii="Times New Roman" w:hAnsi="Times New Roman" w:cs="Times New Roman"/>
-        </w:rPr>
-        <w:t>) to standardize the data.</w:t>
+        <w:t>Each of these implements the Token interface and has utility methods like getBytes() or getMilliseconds() to standardize the data.</w:t>
       </w:r>
     </w:p>
     <w:p>
@@ -638,7 +484,7 @@
           <w:rFonts w:ascii="Times New Roman" w:hAnsi="Times New Roman" w:cs="Times New Roman"/>
         </w:rPr>
         <w:pict w14:anchorId="05984F07">
-          <v:rect id="_x0000_i1107" style="width:0;height:1.5pt" o:hralign="center" o:hrstd="t" o:hr="t" fillcolor="#a0a0a0" stroked="f"/>
+          <v:rect id="_x0000_i1028" style="width:0;height:1.5pt" o:hralign="center" o:hrstd="t" o:hr="t" fillcolor="#a0a0a0" stroked="f"/>
         </w:pict>
       </w:r>
     </w:p>
@@ -677,49 +523,7 @@
         <w:rPr>
           <w:rFonts w:ascii="Times New Roman" w:hAnsi="Times New Roman" w:cs="Times New Roman"/>
         </w:rPr>
-        <w:t>I added new visitor methods to handle the parsing of the new tokens. These methods basically extract the text and turn them into the appropriate Java objects (</w:t>
-      </w:r>
-      <w:proofErr w:type="spellStart"/>
-      <w:r>
-        <w:rPr>
-          <w:rFonts w:ascii="Times New Roman" w:hAnsi="Times New Roman" w:cs="Times New Roman"/>
-        </w:rPr>
-        <w:t>ByteSize</w:t>
-      </w:r>
-      <w:proofErr w:type="spellEnd"/>
-      <w:r>
-        <w:rPr>
-          <w:rFonts w:ascii="Times New Roman" w:hAnsi="Times New Roman" w:cs="Times New Roman"/>
-        </w:rPr>
-        <w:t xml:space="preserve"> or </w:t>
-      </w:r>
-      <w:proofErr w:type="spellStart"/>
-      <w:r>
-        <w:rPr>
-          <w:rFonts w:ascii="Times New Roman" w:hAnsi="Times New Roman" w:cs="Times New Roman"/>
-        </w:rPr>
-        <w:t>TimeDuration</w:t>
-      </w:r>
-      <w:proofErr w:type="spellEnd"/>
-      <w:r>
-        <w:rPr>
-          <w:rFonts w:ascii="Times New Roman" w:hAnsi="Times New Roman" w:cs="Times New Roman"/>
-        </w:rPr>
-        <w:t xml:space="preserve">) and add them to the </w:t>
-      </w:r>
-      <w:proofErr w:type="spellStart"/>
-      <w:r>
-        <w:rPr>
-          <w:rFonts w:ascii="Times New Roman" w:hAnsi="Times New Roman" w:cs="Times New Roman"/>
-        </w:rPr>
-        <w:t>TokenGroup</w:t>
-      </w:r>
-      <w:proofErr w:type="spellEnd"/>
-      <w:r>
-        <w:rPr>
-          <w:rFonts w:ascii="Times New Roman" w:hAnsi="Times New Roman" w:cs="Times New Roman"/>
-        </w:rPr>
-        <w:t>.</w:t>
+        <w:t>I added new visitor methods to handle the parsing of the new tokens. These methods basically extract the text and turn them into the appropriate Java objects (ByteSize or TimeDuration) and add them to the TokenGroup.</w:t>
       </w:r>
     </w:p>
     <w:p>
@@ -758,94 +562,20 @@
         <w:rPr>
           <w:rFonts w:ascii="Times New Roman" w:hAnsi="Times New Roman" w:cs="Times New Roman"/>
         </w:rPr>
-        <w:t xml:space="preserve">public Object </w:t>
-      </w:r>
-      <w:proofErr w:type="spellStart"/>
-      <w:proofErr w:type="gramStart"/>
-      <w:r>
-        <w:rPr>
-          <w:rFonts w:ascii="Times New Roman" w:hAnsi="Times New Roman" w:cs="Times New Roman"/>
-        </w:rPr>
-        <w:t>visitByteSizeArg</w:t>
-      </w:r>
-      <w:proofErr w:type="spellEnd"/>
-      <w:r>
-        <w:rPr>
-          <w:rFonts w:ascii="Times New Roman" w:hAnsi="Times New Roman" w:cs="Times New Roman"/>
-        </w:rPr>
-        <w:t>(</w:t>
-      </w:r>
-      <w:proofErr w:type="spellStart"/>
-      <w:proofErr w:type="gramEnd"/>
-      <w:r>
-        <w:rPr>
-          <w:rFonts w:ascii="Times New Roman" w:hAnsi="Times New Roman" w:cs="Times New Roman"/>
-        </w:rPr>
-        <w:t>DirectivesParser.ByteSizeArgContext</w:t>
-      </w:r>
-      <w:proofErr w:type="spellEnd"/>
-      <w:r>
-        <w:rPr>
-          <w:rFonts w:ascii="Times New Roman" w:hAnsi="Times New Roman" w:cs="Times New Roman"/>
-        </w:rPr>
-        <w:t xml:space="preserve"> </w:t>
-      </w:r>
-      <w:proofErr w:type="spellStart"/>
-      <w:r>
-        <w:rPr>
-          <w:rFonts w:ascii="Times New Roman" w:hAnsi="Times New Roman" w:cs="Times New Roman"/>
-        </w:rPr>
-        <w:t>ctx</w:t>
-      </w:r>
-      <w:proofErr w:type="spellEnd"/>
-      <w:r>
-        <w:rPr>
-          <w:rFonts w:ascii="Times New Roman" w:hAnsi="Times New Roman" w:cs="Times New Roman"/>
-        </w:rPr>
-        <w:t>) {</w:t>
-      </w:r>
-    </w:p>
-    <w:p>
-      <w:pPr>
-        <w:rPr>
-          <w:rFonts w:ascii="Times New Roman" w:hAnsi="Times New Roman" w:cs="Times New Roman"/>
-        </w:rPr>
-      </w:pPr>
-      <w:r>
-        <w:rPr>
-          <w:rFonts w:ascii="Times New Roman" w:hAnsi="Times New Roman" w:cs="Times New Roman"/>
-        </w:rPr>
-        <w:t xml:space="preserve">    return new </w:t>
-      </w:r>
-      <w:proofErr w:type="spellStart"/>
-      <w:r>
-        <w:rPr>
-          <w:rFonts w:ascii="Times New Roman" w:hAnsi="Times New Roman" w:cs="Times New Roman"/>
-        </w:rPr>
-        <w:t>ByteSize</w:t>
-      </w:r>
-      <w:proofErr w:type="spellEnd"/>
-      <w:r>
-        <w:rPr>
-          <w:rFonts w:ascii="Times New Roman" w:hAnsi="Times New Roman" w:cs="Times New Roman"/>
-        </w:rPr>
-        <w:t>(</w:t>
-      </w:r>
-      <w:proofErr w:type="spellStart"/>
-      <w:proofErr w:type="gramStart"/>
-      <w:r>
-        <w:rPr>
-          <w:rFonts w:ascii="Times New Roman" w:hAnsi="Times New Roman" w:cs="Times New Roman"/>
-        </w:rPr>
-        <w:t>ctx.getText</w:t>
-      </w:r>
-      <w:proofErr w:type="spellEnd"/>
-      <w:proofErr w:type="gramEnd"/>
-      <w:r>
-        <w:rPr>
-          <w:rFonts w:ascii="Times New Roman" w:hAnsi="Times New Roman" w:cs="Times New Roman"/>
-        </w:rPr>
-        <w:t>());</w:t>
+        <w:t>public Object visitByteSizeArg(DirectivesParser.ByteSizeArgContext ctx) {</w:t>
+      </w:r>
+    </w:p>
+    <w:p>
+      <w:pPr>
+        <w:rPr>
+          <w:rFonts w:ascii="Times New Roman" w:hAnsi="Times New Roman" w:cs="Times New Roman"/>
+        </w:rPr>
+      </w:pPr>
+      <w:r>
+        <w:rPr>
+          <w:rFonts w:ascii="Times New Roman" w:hAnsi="Times New Roman" w:cs="Times New Roman"/>
+        </w:rPr>
+        <w:t xml:space="preserve">    return new ByteSize(ctx.getText());</w:t>
       </w:r>
     </w:p>
     <w:p>
@@ -872,7 +602,7 @@
           <w:rFonts w:ascii="Times New Roman" w:hAnsi="Times New Roman" w:cs="Times New Roman"/>
         </w:rPr>
         <w:pict w14:anchorId="3F1C6AED">
-          <v:rect id="_x0000_i1108" style="width:0;height:1.5pt" o:hralign="center" o:hrstd="t" o:hr="t" fillcolor="#a0a0a0" stroked="f"/>
+          <v:rect id="_x0000_i1029" style="width:0;height:1.5pt" o:hralign="center" o:hrstd="t" o:hr="t" fillcolor="#a0a0a0" stroked="f"/>
         </w:pict>
       </w:r>
     </w:p>
@@ -958,21 +688,7 @@
         <w:rPr>
           <w:rFonts w:ascii="Times New Roman" w:hAnsi="Times New Roman" w:cs="Times New Roman"/>
         </w:rPr>
-        <w:t>Source column name for byte size (e.g. "</w:t>
-      </w:r>
-      <w:proofErr w:type="spellStart"/>
-      <w:r>
-        <w:rPr>
-          <w:rFonts w:ascii="Times New Roman" w:hAnsi="Times New Roman" w:cs="Times New Roman"/>
-        </w:rPr>
-        <w:t>data_size</w:t>
-      </w:r>
-      <w:proofErr w:type="spellEnd"/>
-      <w:r>
-        <w:rPr>
-          <w:rFonts w:ascii="Times New Roman" w:hAnsi="Times New Roman" w:cs="Times New Roman"/>
-        </w:rPr>
-        <w:t>")</w:t>
+        <w:t>Source column name for byte size (e.g. "data_size")</w:t>
       </w:r>
     </w:p>
     <w:p>
@@ -989,21 +705,7 @@
         <w:rPr>
           <w:rFonts w:ascii="Times New Roman" w:hAnsi="Times New Roman" w:cs="Times New Roman"/>
         </w:rPr>
-        <w:t>Source column name for time (e.g. "</w:t>
-      </w:r>
-      <w:proofErr w:type="spellStart"/>
-      <w:r>
-        <w:rPr>
-          <w:rFonts w:ascii="Times New Roman" w:hAnsi="Times New Roman" w:cs="Times New Roman"/>
-        </w:rPr>
-        <w:t>response_time</w:t>
-      </w:r>
-      <w:proofErr w:type="spellEnd"/>
-      <w:r>
-        <w:rPr>
-          <w:rFonts w:ascii="Times New Roman" w:hAnsi="Times New Roman" w:cs="Times New Roman"/>
-        </w:rPr>
-        <w:t>")</w:t>
+        <w:t>Source column name for time (e.g. "response_time")</w:t>
       </w:r>
     </w:p>
     <w:p>
@@ -1020,21 +722,7 @@
         <w:rPr>
           <w:rFonts w:ascii="Times New Roman" w:hAnsi="Times New Roman" w:cs="Times New Roman"/>
         </w:rPr>
-        <w:t>Target column name for total size (e.g. "</w:t>
-      </w:r>
-      <w:proofErr w:type="spellStart"/>
-      <w:r>
-        <w:rPr>
-          <w:rFonts w:ascii="Times New Roman" w:hAnsi="Times New Roman" w:cs="Times New Roman"/>
-        </w:rPr>
-        <w:t>total_size_mb</w:t>
-      </w:r>
-      <w:proofErr w:type="spellEnd"/>
-      <w:r>
-        <w:rPr>
-          <w:rFonts w:ascii="Times New Roman" w:hAnsi="Times New Roman" w:cs="Times New Roman"/>
-        </w:rPr>
-        <w:t>")</w:t>
+        <w:t>Target column name for total size (e.g. "total_size_mb")</w:t>
       </w:r>
     </w:p>
     <w:p>
@@ -1051,21 +739,7 @@
         <w:rPr>
           <w:rFonts w:ascii="Times New Roman" w:hAnsi="Times New Roman" w:cs="Times New Roman"/>
         </w:rPr>
-        <w:t>Target column name for total time (e.g. "</w:t>
-      </w:r>
-      <w:proofErr w:type="spellStart"/>
-      <w:r>
-        <w:rPr>
-          <w:rFonts w:ascii="Times New Roman" w:hAnsi="Times New Roman" w:cs="Times New Roman"/>
-        </w:rPr>
-        <w:t>total_time_sec</w:t>
-      </w:r>
-      <w:proofErr w:type="spellEnd"/>
-      <w:r>
-        <w:rPr>
-          <w:rFonts w:ascii="Times New Roman" w:hAnsi="Times New Roman" w:cs="Times New Roman"/>
-        </w:rPr>
-        <w:t>")</w:t>
+        <w:t>Target column name for total time (e.g. "total_time_sec")</w:t>
       </w:r>
     </w:p>
     <w:p>
@@ -1112,21 +786,7 @@
         <w:rPr>
           <w:rFonts w:ascii="Times New Roman" w:hAnsi="Times New Roman" w:cs="Times New Roman"/>
         </w:rPr>
-        <w:t xml:space="preserve">Converting units (e.g., bytes → MB, </w:t>
-      </w:r>
-      <w:proofErr w:type="spellStart"/>
-      <w:r>
-        <w:rPr>
-          <w:rFonts w:ascii="Times New Roman" w:hAnsi="Times New Roman" w:cs="Times New Roman"/>
-        </w:rPr>
-        <w:t>ms</w:t>
-      </w:r>
-      <w:proofErr w:type="spellEnd"/>
-      <w:r>
-        <w:rPr>
-          <w:rFonts w:ascii="Times New Roman" w:hAnsi="Times New Roman" w:cs="Times New Roman"/>
-        </w:rPr>
-        <w:t xml:space="preserve"> → seconds)</w:t>
+        <w:t>Converting units (e.g., bytes → MB, ms → seconds)</w:t>
       </w:r>
     </w:p>
     <w:p>
@@ -1143,16 +803,8 @@
         <w:rPr>
           <w:rFonts w:ascii="Times New Roman" w:hAnsi="Times New Roman" w:cs="Times New Roman"/>
         </w:rPr>
-        <w:t xml:space="preserve">Storing state across rows using </w:t>
-      </w:r>
-      <w:proofErr w:type="spellStart"/>
-      <w:r>
-        <w:rPr>
-          <w:rFonts w:ascii="Times New Roman" w:hAnsi="Times New Roman" w:cs="Times New Roman"/>
-        </w:rPr>
-        <w:t>ExecutorContext.Store</w:t>
-      </w:r>
-      <w:proofErr w:type="spellEnd"/>
+        <w:t>Storing state across rows using ExecutorContext.Store</w:t>
+      </w:r>
     </w:p>
     <w:p>
       <w:pPr>
@@ -1178,7 +830,7 @@
           <w:rFonts w:ascii="Times New Roman" w:hAnsi="Times New Roman" w:cs="Times New Roman"/>
         </w:rPr>
         <w:pict w14:anchorId="403EE675">
-          <v:rect id="_x0000_i1109" style="width:0;height:1.5pt" o:hralign="center" o:hrstd="t" o:hr="t" fillcolor="#a0a0a0" stroked="f"/>
+          <v:rect id="_x0000_i1030" style="width:0;height:1.5pt" o:hralign="center" o:hrstd="t" o:hr="t" fillcolor="#a0a0a0" stroked="f"/>
         </w:pict>
       </w:r>
     </w:p>
@@ -1247,19 +899,11 @@
           <w:rFonts w:ascii="Times New Roman" w:hAnsi="Times New Roman" w:cs="Times New Roman"/>
         </w:rPr>
       </w:pPr>
-      <w:proofErr w:type="spellStart"/>
-      <w:r>
-        <w:rPr>
-          <w:rFonts w:ascii="Times New Roman" w:hAnsi="Times New Roman" w:cs="Times New Roman"/>
-        </w:rPr>
-        <w:t>ByteSize</w:t>
-      </w:r>
-      <w:proofErr w:type="spellEnd"/>
-      <w:r>
-        <w:rPr>
-          <w:rFonts w:ascii="Times New Roman" w:hAnsi="Times New Roman" w:cs="Times New Roman"/>
-        </w:rPr>
-        <w:t>: Checked values like "10KB", "1.5MB" and converted them to bytes</w:t>
+      <w:r>
+        <w:rPr>
+          <w:rFonts w:ascii="Times New Roman" w:hAnsi="Times New Roman" w:cs="Times New Roman"/>
+        </w:rPr>
+        <w:t>ByteSize: Checked values like "10KB", "1.5MB" and converted them to bytes</w:t>
       </w:r>
     </w:p>
     <w:p>
@@ -1272,20 +916,12 @@
           <w:rFonts w:ascii="Times New Roman" w:hAnsi="Times New Roman" w:cs="Times New Roman"/>
         </w:rPr>
       </w:pPr>
-      <w:proofErr w:type="spellStart"/>
       <w:r>
         <w:rPr>
           <w:rFonts w:ascii="Times New Roman" w:hAnsi="Times New Roman" w:cs="Times New Roman"/>
         </w:rPr>
         <w:lastRenderedPageBreak/>
-        <w:t>TimeDuration</w:t>
-      </w:r>
-      <w:proofErr w:type="spellEnd"/>
-      <w:r>
-        <w:rPr>
-          <w:rFonts w:ascii="Times New Roman" w:hAnsi="Times New Roman" w:cs="Times New Roman"/>
-        </w:rPr>
-        <w:t>: Tested values like "200ms", "2.5s" and verified the milliseconds output</w:t>
+        <w:t>TimeDuration: Tested values like "200ms", "2.5s" and verified the milliseconds output</w:t>
       </w:r>
     </w:p>
     <w:p>
@@ -1332,124 +968,24 @@
           <w:rFonts w:ascii="Times New Roman" w:hAnsi="Times New Roman" w:cs="Times New Roman"/>
         </w:rPr>
       </w:pPr>
-      <w:proofErr w:type="gramStart"/>
-      <w:r>
-        <w:rPr>
-          <w:rFonts w:ascii="Times New Roman" w:hAnsi="Times New Roman" w:cs="Times New Roman"/>
-        </w:rPr>
-        <w:t>Row(</w:t>
-      </w:r>
-      <w:proofErr w:type="gramEnd"/>
-      <w:r>
-        <w:rPr>
-          <w:rFonts w:ascii="Times New Roman" w:hAnsi="Times New Roman" w:cs="Times New Roman"/>
-        </w:rPr>
-        <w:t>"</w:t>
-      </w:r>
-      <w:proofErr w:type="spellStart"/>
-      <w:r>
-        <w:rPr>
-          <w:rFonts w:ascii="Times New Roman" w:hAnsi="Times New Roman" w:cs="Times New Roman"/>
-        </w:rPr>
-        <w:t>data_transfer_size</w:t>
-      </w:r>
-      <w:proofErr w:type="spellEnd"/>
-      <w:r>
-        <w:rPr>
-          <w:rFonts w:ascii="Times New Roman" w:hAnsi="Times New Roman" w:cs="Times New Roman"/>
-        </w:rPr>
-        <w:t>", "10KB"</w:t>
-      </w:r>
-      <w:proofErr w:type="gramStart"/>
-      <w:r>
-        <w:rPr>
-          <w:rFonts w:ascii="Times New Roman" w:hAnsi="Times New Roman" w:cs="Times New Roman"/>
-        </w:rPr>
-        <w:t>).add</w:t>
-      </w:r>
-      <w:proofErr w:type="gramEnd"/>
-      <w:r>
-        <w:rPr>
-          <w:rFonts w:ascii="Times New Roman" w:hAnsi="Times New Roman" w:cs="Times New Roman"/>
-        </w:rPr>
-        <w:t>("</w:t>
-      </w:r>
-      <w:proofErr w:type="spellStart"/>
-      <w:r>
-        <w:rPr>
-          <w:rFonts w:ascii="Times New Roman" w:hAnsi="Times New Roman" w:cs="Times New Roman"/>
-        </w:rPr>
-        <w:t>response_time</w:t>
-      </w:r>
-      <w:proofErr w:type="spellEnd"/>
-      <w:r>
-        <w:rPr>
-          <w:rFonts w:ascii="Times New Roman" w:hAnsi="Times New Roman" w:cs="Times New Roman"/>
-        </w:rPr>
-        <w:t>", "200ms")</w:t>
-      </w:r>
-    </w:p>
-    <w:p>
-      <w:pPr>
-        <w:rPr>
-          <w:rFonts w:ascii="Times New Roman" w:hAnsi="Times New Roman" w:cs="Times New Roman"/>
-        </w:rPr>
-      </w:pPr>
-      <w:proofErr w:type="gramStart"/>
-      <w:r>
-        <w:rPr>
-          <w:rFonts w:ascii="Times New Roman" w:hAnsi="Times New Roman" w:cs="Times New Roman"/>
-        </w:rPr>
-        <w:t>Row(</w:t>
-      </w:r>
-      <w:proofErr w:type="gramEnd"/>
-      <w:r>
-        <w:rPr>
-          <w:rFonts w:ascii="Times New Roman" w:hAnsi="Times New Roman" w:cs="Times New Roman"/>
-        </w:rPr>
-        <w:t>"</w:t>
-      </w:r>
-      <w:proofErr w:type="spellStart"/>
-      <w:r>
-        <w:rPr>
-          <w:rFonts w:ascii="Times New Roman" w:hAnsi="Times New Roman" w:cs="Times New Roman"/>
-        </w:rPr>
-        <w:t>data_transfer_size</w:t>
-      </w:r>
-      <w:proofErr w:type="spellEnd"/>
-      <w:r>
-        <w:rPr>
-          <w:rFonts w:ascii="Times New Roman" w:hAnsi="Times New Roman" w:cs="Times New Roman"/>
-        </w:rPr>
-        <w:t>", "1.5MB"</w:t>
-      </w:r>
-      <w:proofErr w:type="gramStart"/>
-      <w:r>
-        <w:rPr>
-          <w:rFonts w:ascii="Times New Roman" w:hAnsi="Times New Roman" w:cs="Times New Roman"/>
-        </w:rPr>
-        <w:t>).add</w:t>
-      </w:r>
-      <w:proofErr w:type="gramEnd"/>
-      <w:r>
-        <w:rPr>
-          <w:rFonts w:ascii="Times New Roman" w:hAnsi="Times New Roman" w:cs="Times New Roman"/>
-        </w:rPr>
-        <w:t>("</w:t>
-      </w:r>
-      <w:proofErr w:type="spellStart"/>
-      <w:r>
-        <w:rPr>
-          <w:rFonts w:ascii="Times New Roman" w:hAnsi="Times New Roman" w:cs="Times New Roman"/>
-        </w:rPr>
-        <w:t>response_time</w:t>
-      </w:r>
-      <w:proofErr w:type="spellEnd"/>
-      <w:r>
-        <w:rPr>
-          <w:rFonts w:ascii="Times New Roman" w:hAnsi="Times New Roman" w:cs="Times New Roman"/>
-        </w:rPr>
-        <w:t>", "2.8s")</w:t>
+      <w:r>
+        <w:rPr>
+          <w:rFonts w:ascii="Times New Roman" w:hAnsi="Times New Roman" w:cs="Times New Roman"/>
+        </w:rPr>
+        <w:t>Row("data_transfer_size", "10KB").add("response_time", "200ms")</w:t>
+      </w:r>
+    </w:p>
+    <w:p>
+      <w:pPr>
+        <w:rPr>
+          <w:rFonts w:ascii="Times New Roman" w:hAnsi="Times New Roman" w:cs="Times New Roman"/>
+        </w:rPr>
+      </w:pPr>
+      <w:r>
+        <w:rPr>
+          <w:rFonts w:ascii="Times New Roman" w:hAnsi="Times New Roman" w:cs="Times New Roman"/>
+        </w:rPr>
+        <w:t>Row("data_transfer_size", "1.5MB").add("response_time", "2.8s")</w:t>
       </w:r>
     </w:p>
     <w:p>
@@ -1475,19 +1011,11 @@
           <w:rFonts w:ascii="Times New Roman" w:hAnsi="Times New Roman" w:cs="Times New Roman"/>
         </w:rPr>
       </w:pPr>
-      <w:proofErr w:type="spellStart"/>
-      <w:r>
-        <w:rPr>
-          <w:rFonts w:ascii="Times New Roman" w:hAnsi="Times New Roman" w:cs="Times New Roman"/>
-        </w:rPr>
-        <w:t>total_size_mb</w:t>
-      </w:r>
-      <w:proofErr w:type="spellEnd"/>
-      <w:r>
-        <w:rPr>
-          <w:rFonts w:ascii="Times New Roman" w:hAnsi="Times New Roman" w:cs="Times New Roman"/>
-        </w:rPr>
-        <w:t>: ~1.509 MB</w:t>
+      <w:r>
+        <w:rPr>
+          <w:rFonts w:ascii="Times New Roman" w:hAnsi="Times New Roman" w:cs="Times New Roman"/>
+        </w:rPr>
+        <w:t>total_size_mb: ~1.509 MB</w:t>
       </w:r>
     </w:p>
     <w:p>
@@ -1500,19 +1028,11 @@
           <w:rFonts w:ascii="Times New Roman" w:hAnsi="Times New Roman" w:cs="Times New Roman"/>
         </w:rPr>
       </w:pPr>
-      <w:proofErr w:type="spellStart"/>
-      <w:r>
-        <w:rPr>
-          <w:rFonts w:ascii="Times New Roman" w:hAnsi="Times New Roman" w:cs="Times New Roman"/>
-        </w:rPr>
-        <w:t>total_time_sec</w:t>
-      </w:r>
-      <w:proofErr w:type="spellEnd"/>
-      <w:r>
-        <w:rPr>
-          <w:rFonts w:ascii="Times New Roman" w:hAnsi="Times New Roman" w:cs="Times New Roman"/>
-        </w:rPr>
-        <w:t>: ~3.0 seconds</w:t>
+      <w:r>
+        <w:rPr>
+          <w:rFonts w:ascii="Times New Roman" w:hAnsi="Times New Roman" w:cs="Times New Roman"/>
+        </w:rPr>
+        <w:t>total_time_sec: ~3.0 seconds</w:t>
       </w:r>
     </w:p>
     <w:p>
@@ -1539,7 +1059,7 @@
           <w:rFonts w:ascii="Times New Roman" w:hAnsi="Times New Roman" w:cs="Times New Roman"/>
         </w:rPr>
         <w:pict w14:anchorId="481BE09C">
-          <v:rect id="_x0000_i1110" style="width:0;height:1.5pt" o:hralign="center" o:hrstd="t" o:hr="t" fillcolor="#a0a0a0" stroked="f"/>
+          <v:rect id="_x0000_i1031" style="width:0;height:1.5pt" o:hralign="center" o:hrstd="t" o:hr="t" fillcolor="#a0a0a0" stroked="f"/>
         </w:pict>
       </w:r>
     </w:p>
@@ -1583,140 +1103,20 @@
         <w:rPr>
           <w:rFonts w:ascii="Times New Roman" w:hAnsi="Times New Roman" w:cs="Times New Roman"/>
         </w:rPr>
-        <w:t>aggregate-</w:t>
-      </w:r>
-      <w:proofErr w:type="gramStart"/>
-      <w:r>
-        <w:rPr>
-          <w:rFonts w:ascii="Times New Roman" w:hAnsi="Times New Roman" w:cs="Times New Roman"/>
-        </w:rPr>
-        <w:t>stats :</w:t>
-      </w:r>
-      <w:proofErr w:type="spellStart"/>
-      <w:r>
-        <w:rPr>
-          <w:rFonts w:ascii="Times New Roman" w:hAnsi="Times New Roman" w:cs="Times New Roman"/>
-        </w:rPr>
-        <w:t>data</w:t>
-      </w:r>
-      <w:proofErr w:type="gramEnd"/>
-      <w:r>
-        <w:rPr>
-          <w:rFonts w:ascii="Times New Roman" w:hAnsi="Times New Roman" w:cs="Times New Roman"/>
-        </w:rPr>
-        <w:t>_transfer_</w:t>
-      </w:r>
-      <w:proofErr w:type="gramStart"/>
-      <w:r>
-        <w:rPr>
-          <w:rFonts w:ascii="Times New Roman" w:hAnsi="Times New Roman" w:cs="Times New Roman"/>
-        </w:rPr>
-        <w:t>size</w:t>
-      </w:r>
-      <w:proofErr w:type="spellEnd"/>
-      <w:r>
-        <w:rPr>
-          <w:rFonts w:ascii="Times New Roman" w:hAnsi="Times New Roman" w:cs="Times New Roman"/>
-        </w:rPr>
-        <w:t xml:space="preserve"> :</w:t>
-      </w:r>
-      <w:proofErr w:type="spellStart"/>
-      <w:r>
-        <w:rPr>
-          <w:rFonts w:ascii="Times New Roman" w:hAnsi="Times New Roman" w:cs="Times New Roman"/>
-        </w:rPr>
-        <w:t>response</w:t>
-      </w:r>
-      <w:proofErr w:type="gramEnd"/>
-      <w:r>
-        <w:rPr>
-          <w:rFonts w:ascii="Times New Roman" w:hAnsi="Times New Roman" w:cs="Times New Roman"/>
-        </w:rPr>
-        <w:t>_time</w:t>
-      </w:r>
-      <w:proofErr w:type="spellEnd"/>
-      <w:r>
-        <w:rPr>
-          <w:rFonts w:ascii="Times New Roman" w:hAnsi="Times New Roman" w:cs="Times New Roman"/>
-        </w:rPr>
-        <w:t xml:space="preserve"> </w:t>
-      </w:r>
-      <w:proofErr w:type="spellStart"/>
-      <w:r>
-        <w:rPr>
-          <w:rFonts w:ascii="Times New Roman" w:hAnsi="Times New Roman" w:cs="Times New Roman"/>
-        </w:rPr>
-        <w:t>total_size_mb</w:t>
-      </w:r>
-      <w:proofErr w:type="spellEnd"/>
-      <w:r>
-        <w:rPr>
-          <w:rFonts w:ascii="Times New Roman" w:hAnsi="Times New Roman" w:cs="Times New Roman"/>
-        </w:rPr>
-        <w:t xml:space="preserve"> </w:t>
-      </w:r>
-      <w:proofErr w:type="spellStart"/>
-      <w:r>
-        <w:rPr>
-          <w:rFonts w:ascii="Times New Roman" w:hAnsi="Times New Roman" w:cs="Times New Roman"/>
-        </w:rPr>
-        <w:t>total_time_sec</w:t>
-      </w:r>
-      <w:proofErr w:type="spellEnd"/>
-    </w:p>
-    <w:p>
-      <w:pPr>
-        <w:rPr>
-          <w:rFonts w:ascii="Times New Roman" w:hAnsi="Times New Roman" w:cs="Times New Roman"/>
-        </w:rPr>
-      </w:pPr>
-      <w:r>
-        <w:rPr>
-          <w:rFonts w:ascii="Times New Roman" w:hAnsi="Times New Roman" w:cs="Times New Roman"/>
-        </w:rPr>
-        <w:t xml:space="preserve">This sums all the </w:t>
-      </w:r>
-      <w:proofErr w:type="spellStart"/>
-      <w:r>
-        <w:rPr>
-          <w:rFonts w:ascii="Times New Roman" w:hAnsi="Times New Roman" w:cs="Times New Roman"/>
-        </w:rPr>
-        <w:t>data_transfer_size</w:t>
-      </w:r>
-      <w:proofErr w:type="spellEnd"/>
-      <w:r>
-        <w:rPr>
-          <w:rFonts w:ascii="Times New Roman" w:hAnsi="Times New Roman" w:cs="Times New Roman"/>
-        </w:rPr>
-        <w:t xml:space="preserve"> values, converts to MB, and outputs that in </w:t>
-      </w:r>
-      <w:proofErr w:type="spellStart"/>
-      <w:r>
-        <w:rPr>
-          <w:rFonts w:ascii="Times New Roman" w:hAnsi="Times New Roman" w:cs="Times New Roman"/>
-        </w:rPr>
-        <w:t>total_size_mb</w:t>
-      </w:r>
-      <w:proofErr w:type="spellEnd"/>
-      <w:r>
-        <w:rPr>
-          <w:rFonts w:ascii="Times New Roman" w:hAnsi="Times New Roman" w:cs="Times New Roman"/>
-        </w:rPr>
-        <w:t xml:space="preserve">. It also does the same for </w:t>
-      </w:r>
-      <w:proofErr w:type="spellStart"/>
-      <w:r>
-        <w:rPr>
-          <w:rFonts w:ascii="Times New Roman" w:hAnsi="Times New Roman" w:cs="Times New Roman"/>
-        </w:rPr>
-        <w:t>response_time</w:t>
-      </w:r>
-      <w:proofErr w:type="spellEnd"/>
-      <w:r>
-        <w:rPr>
-          <w:rFonts w:ascii="Times New Roman" w:hAnsi="Times New Roman" w:cs="Times New Roman"/>
-        </w:rPr>
-        <w:t>, outputting in seconds.</w:t>
+        <w:t>aggregate-stats :data_transfer_size :response_time total_size_mb total_time_sec</w:t>
+      </w:r>
+    </w:p>
+    <w:p>
+      <w:pPr>
+        <w:rPr>
+          <w:rFonts w:ascii="Times New Roman" w:hAnsi="Times New Roman" w:cs="Times New Roman"/>
+        </w:rPr>
+      </w:pPr>
+      <w:r>
+        <w:rPr>
+          <w:rFonts w:ascii="Times New Roman" w:hAnsi="Times New Roman" w:cs="Times New Roman"/>
+        </w:rPr>
+        <w:t>This sums all the data_transfer_size values, converts to MB, and outputs that in total_size_mb. It also does the same for response_time, outputting in seconds.</w:t>
       </w:r>
     </w:p>
     <w:p>
@@ -1730,7 +1130,7 @@
           <w:rFonts w:ascii="Times New Roman" w:hAnsi="Times New Roman" w:cs="Times New Roman"/>
         </w:rPr>
         <w:pict w14:anchorId="70848CCC">
-          <v:rect id="_x0000_i1111" style="width:0;height:1.5pt" o:hralign="center" o:hrstd="t" o:hr="t" fillcolor="#a0a0a0" stroked="f"/>
+          <v:rect id="_x0000_i1032" style="width:0;height:1.5pt" o:hralign="center" o:hrstd="t" o:hr="t" fillcolor="#a0a0a0" stroked="f"/>
         </w:pict>
       </w:r>
     </w:p>
@@ -1748,25 +1148,7 @@
           <w:b/>
           <w:bCs/>
         </w:rPr>
-        <w:t xml:space="preserve">5. </w:t>
-      </w:r>
-      <w:proofErr w:type="gramStart"/>
-      <w:r>
-        <w:rPr>
-          <w:rFonts w:ascii="Times New Roman" w:hAnsi="Times New Roman" w:cs="Times New Roman"/>
-          <w:b/>
-          <w:bCs/>
-        </w:rPr>
-        <w:t>AI Tools</w:t>
-      </w:r>
-      <w:proofErr w:type="gramEnd"/>
-      <w:r>
-        <w:rPr>
-          <w:rFonts w:ascii="Times New Roman" w:hAnsi="Times New Roman" w:cs="Times New Roman"/>
-          <w:b/>
-          <w:bCs/>
-        </w:rPr>
-        <w:t xml:space="preserve"> I Used</w:t>
+        <w:t>5. AI Tools I Used</w:t>
       </w:r>
     </w:p>
     <w:p>
@@ -1807,21 +1189,7 @@
         <w:rPr>
           <w:rFonts w:ascii="Times New Roman" w:hAnsi="Times New Roman" w:cs="Times New Roman"/>
         </w:rPr>
-        <w:t xml:space="preserve">- How do I write ANTLR rules for units like KB, MB, and </w:t>
-      </w:r>
-      <w:proofErr w:type="spellStart"/>
-      <w:r>
-        <w:rPr>
-          <w:rFonts w:ascii="Times New Roman" w:hAnsi="Times New Roman" w:cs="Times New Roman"/>
-        </w:rPr>
-        <w:t>ms</w:t>
-      </w:r>
-      <w:proofErr w:type="spellEnd"/>
-      <w:r>
-        <w:rPr>
-          <w:rFonts w:ascii="Times New Roman" w:hAnsi="Times New Roman" w:cs="Times New Roman"/>
-        </w:rPr>
-        <w:t>?</w:t>
+        <w:t>- How do I write ANTLR rules for units like KB, MB, and ms?</w:t>
       </w:r>
     </w:p>
     <w:p>
@@ -1860,48 +1228,20 @@
         <w:rPr>
           <w:rFonts w:ascii="Times New Roman" w:hAnsi="Times New Roman" w:cs="Times New Roman"/>
         </w:rPr>
-        <w:t xml:space="preserve">- How to persist state across rows in Wrangler using </w:t>
-      </w:r>
-      <w:proofErr w:type="spellStart"/>
-      <w:r>
-        <w:rPr>
-          <w:rFonts w:ascii="Times New Roman" w:hAnsi="Times New Roman" w:cs="Times New Roman"/>
-        </w:rPr>
-        <w:t>ExecutorContext</w:t>
-      </w:r>
-      <w:proofErr w:type="spellEnd"/>
-      <w:r>
-        <w:rPr>
-          <w:rFonts w:ascii="Times New Roman" w:hAnsi="Times New Roman" w:cs="Times New Roman"/>
-        </w:rPr>
-        <w:t>?</w:t>
-      </w:r>
-    </w:p>
-    <w:p>
-      <w:pPr>
-        <w:rPr>
-          <w:rFonts w:ascii="Times New Roman" w:hAnsi="Times New Roman" w:cs="Times New Roman"/>
-        </w:rPr>
-      </w:pPr>
-      <w:r>
-        <w:rPr>
-          <w:rFonts w:ascii="Times New Roman" w:hAnsi="Times New Roman" w:cs="Times New Roman"/>
-        </w:rPr>
-        <w:t xml:space="preserve">- How to test a directive using </w:t>
-      </w:r>
-      <w:proofErr w:type="spellStart"/>
-      <w:r>
-        <w:rPr>
-          <w:rFonts w:ascii="Times New Roman" w:hAnsi="Times New Roman" w:cs="Times New Roman"/>
-        </w:rPr>
-        <w:t>TestingRig</w:t>
-      </w:r>
-      <w:proofErr w:type="spellEnd"/>
-      <w:r>
-        <w:rPr>
-          <w:rFonts w:ascii="Times New Roman" w:hAnsi="Times New Roman" w:cs="Times New Roman"/>
-        </w:rPr>
-        <w:t>?</w:t>
+        <w:t>- How to persist state across rows in Wrangler using ExecutorContext?</w:t>
+      </w:r>
+    </w:p>
+    <w:p>
+      <w:pPr>
+        <w:rPr>
+          <w:rFonts w:ascii="Times New Roman" w:hAnsi="Times New Roman" w:cs="Times New Roman"/>
+        </w:rPr>
+      </w:pPr>
+      <w:r>
+        <w:rPr>
+          <w:rFonts w:ascii="Times New Roman" w:hAnsi="Times New Roman" w:cs="Times New Roman"/>
+        </w:rPr>
+        <w:t>- How to test a directive using TestingRig?</w:t>
       </w:r>
     </w:p>
     <w:p>
@@ -1915,7 +1255,7 @@
           <w:rFonts w:ascii="Times New Roman" w:hAnsi="Times New Roman" w:cs="Times New Roman"/>
         </w:rPr>
         <w:pict w14:anchorId="281A5CEE">
-          <v:rect id="_x0000_i1112" style="width:0;height:1.5pt" o:hralign="center" o:hrstd="t" o:hr="t" fillcolor="#a0a0a0" stroked="f"/>
+          <v:rect id="_x0000_i1033" style="width:0;height:1.5pt" o:hralign="center" o:hrstd="t" o:hr="t" fillcolor="#a0a0a0" stroked="f"/>
         </w:pict>
       </w:r>
     </w:p>
@@ -1955,19 +1295,11 @@
           <w:rFonts w:ascii="Times New Roman" w:hAnsi="Times New Roman" w:cs="Times New Roman"/>
         </w:rPr>
       </w:pPr>
-      <w:proofErr w:type="spellStart"/>
-      <w:r>
-        <w:rPr>
-          <w:rFonts w:ascii="Times New Roman" w:hAnsi="Times New Roman" w:cs="Times New Roman"/>
-        </w:rPr>
-        <w:t>mvn</w:t>
-      </w:r>
-      <w:proofErr w:type="spellEnd"/>
-      <w:r>
-        <w:rPr>
-          <w:rFonts w:ascii="Times New Roman" w:hAnsi="Times New Roman" w:cs="Times New Roman"/>
-        </w:rPr>
-        <w:t xml:space="preserve"> clean install</w:t>
+      <w:r>
+        <w:rPr>
+          <w:rFonts w:ascii="Times New Roman" w:hAnsi="Times New Roman" w:cs="Times New Roman"/>
+        </w:rPr>
+        <w:t>mvn clean install</w:t>
       </w:r>
     </w:p>
     <w:p>
@@ -2097,7 +1429,7 @@
           <w:rFonts w:ascii="Times New Roman" w:hAnsi="Times New Roman" w:cs="Times New Roman"/>
         </w:rPr>
         <w:pict w14:anchorId="166BE2D1">
-          <v:rect id="_x0000_i1113" style="width:0;height:1.5pt" o:hralign="center" o:hrstd="t" o:hr="t" fillcolor="#a0a0a0" stroked="f"/>
+          <v:rect id="_x0000_i1034" style="width:0;height:1.5pt" o:hralign="center" o:hrstd="t" o:hr="t" fillcolor="#a0a0a0" stroked="f"/>
         </w:pict>
       </w:r>
     </w:p>
@@ -2193,7 +1525,7 @@
           <w:rFonts w:ascii="Times New Roman" w:hAnsi="Times New Roman" w:cs="Times New Roman"/>
         </w:rPr>
         <w:pict w14:anchorId="43E922EC">
-          <v:rect id="_x0000_i1114" style="width:0;height:1.5pt" o:hralign="center" o:hrstd="t" o:hr="t" fillcolor="#a0a0a0" stroked="f"/>
+          <v:rect id="_x0000_i1035" style="width:0;height:1.5pt" o:hralign="center" o:hrstd="t" o:hr="t" fillcolor="#a0a0a0" stroked="f"/>
         </w:pict>
       </w:r>
     </w:p>
@@ -4045,6 +3377,7 @@
   <w:style w:type="character" w:default="1" w:styleId="DefaultParagraphFont">
     <w:name w:val="Default Paragraph Font"/>
     <w:uiPriority w:val="1"/>
+    <w:semiHidden/>
     <w:unhideWhenUsed/>
   </w:style>
   <w:style w:type="table" w:default="1" w:styleId="TableNormal">
